--- a/samples/otzyv_pd.docx
+++ b/samples/otzyv_pd.docx
@@ -115,7 +115,7 @@
     </w:p>
     <w:p>
       <w:pPr>
-        <w:spacing w:after="80"/>
+        <w:spacing w:before="160" w:after="80"/>
         <w:ind w:firstLine="709"/>
         <w:jc w:val="both"/>
       </w:pPr>
@@ -140,7 +140,22 @@
           <w:b w:val="0"/>
           <w:sz w:val="24"/>
         </w:rPr>
-        <w:t>В соответствии с ч. 5 ст. 21 Закона требую прекратить обработку моих персональных данных и уничтожить их (обеспечить их уничтожение) в срок, не превышающий 10 рабочих дней с даты получения настоящего требования, в том числе прекратить их передачу третьим лицам.</w:t>
+        <w:t>В соответствии с ч. 5.1 ст. 21 Закона требую прекратить обработку моих персональных данных, в том числе их передачу третьим лицам, в срок, не превышающий десяти рабочих дней с даты получения настоящего требования.</w:t>
+      </w:r>
+    </w:p>
+    <w:p>
+      <w:pPr>
+        <w:spacing w:before="160" w:after="80"/>
+        <w:ind w:firstLine="709"/>
+        <w:jc w:val="both"/>
+      </w:pPr>
+      <w:r>
+        <w:rPr>
+          <w:rFonts w:ascii="Times New Roman" w:hAnsi="Times New Roman" w:cs="Times New Roman" w:eastAsia="Times New Roman"/>
+          <w:b w:val="0"/>
+          <w:sz w:val="24"/>
+        </w:rPr>
+        <w:t>В соответствии с ч. 5 ст. 21 Закона в связи с отзывом согласия требую уничтожить мои персональные данные (обеспечить их уничтожение) в срок, не превышающий тридцати дней с даты поступления настоящего отзыва.</w:t>
       </w:r>
     </w:p>
     <w:p>
@@ -186,7 +201,7 @@
           <w:b w:val="0"/>
           <w:sz w:val="24"/>
         </w:rPr>
-        <w:t>29.09.2026</w:t>
+        <w:t>30.09.2026</w:t>
         <w:tab/>
         <w:t>____________ / Иванов И. И.</w:t>
       </w:r>

--- a/samples/otzyv_pd.docx
+++ b/samples/otzyv_pd.docx
@@ -87,6 +87,7 @@
     </w:p>
     <w:p>
       <w:pPr>
+        <w:keepNext/>
         <w:spacing w:before="280"/>
         <w:jc w:val="center"/>
       </w:pPr>
@@ -101,6 +102,7 @@
     </w:p>
     <w:p>
       <w:pPr>
+        <w:keepNext/>
         <w:spacing w:after="120"/>
         <w:jc w:val="center"/>
       </w:pPr>
@@ -175,6 +177,7 @@
     </w:p>
     <w:p>
       <w:pPr>
+        <w:keepNext/>
         <w:spacing w:before="160" w:after="80"/>
         <w:ind w:firstLine="709"/>
         <w:jc w:val="both"/>
@@ -602,11 +605,13 @@
     <w:qFormat/>
     <w:rsid w:val="00FC693F"/>
     <w:pPr>
+      <w:widowControl/>
       <w:spacing w:after="0" w:before="0" w:line="276" w:lineRule="auto"/>
     </w:pPr>
     <w:rPr>
       <w:rFonts w:ascii="Times New Roman" w:hAnsi="Times New Roman"/>
       <w:sz w:val="24"/>
+      <w:lang w:val="ru-RU" w:eastAsia="ru-RU" w:bidi="ru-RU"/>
     </w:rPr>
   </w:style>
   <w:style w:type="paragraph" w:styleId="Header">
